--- a/outputs/report/TMDB_영화흥행예측_결과보고서.docx
+++ b/outputs/report/TMDB_영화흥행예측_결과보고서.docx
@@ -10246,6 +10246,20 @@
         <w:spacing w:after="60"/>
       </w:pPr>
     </w:p>
+    <w:p>
+      <w:pPr>
+        <w:spacing w:after="120" w:line="264" w:lineRule="auto"/>
+        <w:jc w:val="both"/>
+      </w:pPr>
+      <w:r>
+        <w:rPr>
+          <w:rFonts w:ascii="Apple SD Gothic Neo" w:hAnsi="Apple SD Gothic Neo" w:eastAsia="Apple SD Gothic Neo"/>
+          <w:color w:val="262D38"/>
+          <w:sz w:val="21"/>
+        </w:rPr>
+        <w:t>아래 표는 확률 상위 배우와 함께, 데이터 내 출연편수와 평균 관객 수를 기준으로 상위 인지도군보다 한 단계 낮게 잡힌 중저인지도 후보를 별도로 보여준다. 인지도는 외부 검색량이나 설문 지표가 아니라 본 데이터 내부의 노출도 proxy이므로 보조 해석으로만 사용한다.</w:t>
+      </w:r>
+    </w:p>
     <w:tbl>
       <w:tblPr>
         <w:tblStyle w:val="TableGrid"/>
@@ -11495,6 +11509,1265 @@
                 <w:sz w:val="17"/>
               </w:rPr>
               <w:t>3.52</w:t>
+            </w:r>
+          </w:p>
+        </w:tc>
+      </w:tr>
+    </w:tbl>
+    <w:p>
+      <w:pPr>
+        <w:spacing w:after="60"/>
+      </w:pPr>
+    </w:p>
+    <w:tbl>
+      <w:tblPr>
+        <w:tblStyle w:val="TableGrid"/>
+        <w:tblW w:type="auto" w:w="0"/>
+        <w:jc w:val="center"/>
+        <w:tblLayout w:type="fixed"/>
+        <w:tblLook w:firstColumn="1" w:firstRow="1" w:lastColumn="0" w:lastRow="0" w:noHBand="0" w:noVBand="1" w:val="04A0"/>
+      </w:tblPr>
+      <w:tblGrid>
+        <w:gridCol w:w="1872"/>
+        <w:gridCol w:w="1872"/>
+        <w:gridCol w:w="1872"/>
+        <w:gridCol w:w="1872"/>
+        <w:gridCol w:w="1872"/>
+      </w:tblGrid>
+      <w:tr>
+        <w:tc>
+          <w:tcPr>
+            <w:tcW w:type="dxa" w:w="2232"/>
+            <w:tcMar>
+              <w:top w:w="80" w:type="dxa"/>
+              <w:start w:w="120" w:type="dxa"/>
+              <w:bottom w:w="80" w:type="dxa"/>
+              <w:end w:w="120" w:type="dxa"/>
+            </w:tcMar>
+            <w:shd w:fill="F2F4F7"/>
+            <w:vAlign w:val="center"/>
+          </w:tcPr>
+          <w:p>
+            <w:pPr>
+              <w:spacing w:after="0" w:line="264" w:lineRule="auto"/>
+            </w:pPr>
+            <w:r/>
+            <w:r>
+              <w:rPr>
+                <w:rFonts w:ascii="Apple SD Gothic Neo" w:hAnsi="Apple SD Gothic Neo" w:eastAsia="Apple SD Gothic Neo"/>
+                <w:b/>
+                <w:color w:val="262D38"/>
+                <w:sz w:val="17"/>
+              </w:rPr>
+              <w:t>중저인지도 후보</w:t>
+            </w:r>
+          </w:p>
+        </w:tc>
+        <w:tc>
+          <w:tcPr>
+            <w:tcW w:type="dxa" w:w="1152"/>
+            <w:tcMar>
+              <w:top w:w="80" w:type="dxa"/>
+              <w:start w:w="120" w:type="dxa"/>
+              <w:bottom w:w="80" w:type="dxa"/>
+              <w:end w:w="120" w:type="dxa"/>
+            </w:tcMar>
+            <w:shd w:fill="F2F4F7"/>
+            <w:vAlign w:val="center"/>
+          </w:tcPr>
+          <w:p>
+            <w:pPr>
+              <w:spacing w:after="0" w:line="264" w:lineRule="auto"/>
+            </w:pPr>
+            <w:r/>
+            <w:r>
+              <w:rPr>
+                <w:rFonts w:ascii="Apple SD Gothic Neo" w:hAnsi="Apple SD Gothic Neo" w:eastAsia="Apple SD Gothic Neo"/>
+                <w:b/>
+                <w:color w:val="262D38"/>
+                <w:sz w:val="17"/>
+              </w:rPr>
+              <w:t>출연편수</w:t>
+            </w:r>
+          </w:p>
+        </w:tc>
+        <w:tc>
+          <w:tcPr>
+            <w:tcW w:type="dxa" w:w="1440"/>
+            <w:tcMar>
+              <w:top w:w="80" w:type="dxa"/>
+              <w:start w:w="120" w:type="dxa"/>
+              <w:bottom w:w="80" w:type="dxa"/>
+              <w:end w:w="120" w:type="dxa"/>
+            </w:tcMar>
+            <w:shd w:fill="F2F4F7"/>
+            <w:vAlign w:val="center"/>
+          </w:tcPr>
+          <w:p>
+            <w:pPr>
+              <w:spacing w:after="0" w:line="264" w:lineRule="auto"/>
+            </w:pPr>
+            <w:r/>
+            <w:r>
+              <w:rPr>
+                <w:rFonts w:ascii="Apple SD Gothic Neo" w:hAnsi="Apple SD Gothic Neo" w:eastAsia="Apple SD Gothic Neo"/>
+                <w:b/>
+                <w:color w:val="262D38"/>
+                <w:sz w:val="17"/>
+              </w:rPr>
+              <w:t>단독 확률</w:t>
+            </w:r>
+          </w:p>
+        </w:tc>
+        <w:tc>
+          <w:tcPr>
+            <w:tcW w:type="dxa" w:w="1728"/>
+            <w:tcMar>
+              <w:top w:w="80" w:type="dxa"/>
+              <w:start w:w="120" w:type="dxa"/>
+              <w:bottom w:w="80" w:type="dxa"/>
+              <w:end w:w="120" w:type="dxa"/>
+            </w:tcMar>
+            <w:shd w:fill="F2F4F7"/>
+            <w:vAlign w:val="center"/>
+          </w:tcPr>
+          <w:p>
+            <w:pPr>
+              <w:spacing w:after="0" w:line="264" w:lineRule="auto"/>
+            </w:pPr>
+            <w:r/>
+            <w:r>
+              <w:rPr>
+                <w:rFonts w:ascii="Apple SD Gothic Neo" w:hAnsi="Apple SD Gothic Neo" w:eastAsia="Apple SD Gothic Neo"/>
+                <w:b/>
+                <w:color w:val="262D38"/>
+                <w:sz w:val="17"/>
+              </w:rPr>
+              <w:t>실제 500만 비율</w:t>
+            </w:r>
+          </w:p>
+        </w:tc>
+        <w:tc>
+          <w:tcPr>
+            <w:tcW w:type="dxa" w:w="1800"/>
+            <w:tcMar>
+              <w:top w:w="80" w:type="dxa"/>
+              <w:start w:w="120" w:type="dxa"/>
+              <w:bottom w:w="80" w:type="dxa"/>
+              <w:end w:w="120" w:type="dxa"/>
+            </w:tcMar>
+            <w:shd w:fill="F2F4F7"/>
+            <w:vAlign w:val="center"/>
+          </w:tcPr>
+          <w:p>
+            <w:pPr>
+              <w:spacing w:after="0" w:line="264" w:lineRule="auto"/>
+            </w:pPr>
+            <w:r/>
+            <w:r>
+              <w:rPr>
+                <w:rFonts w:ascii="Apple SD Gothic Neo" w:hAnsi="Apple SD Gothic Neo" w:eastAsia="Apple SD Gothic Neo"/>
+                <w:b/>
+                <w:color w:val="262D38"/>
+                <w:sz w:val="17"/>
+              </w:rPr>
+              <w:t>평균 관객(백만)</w:t>
+            </w:r>
+          </w:p>
+        </w:tc>
+      </w:tr>
+      <w:tr>
+        <w:tc>
+          <w:tcPr>
+            <w:tcW w:type="dxa" w:w="2232"/>
+            <w:tcMar>
+              <w:top w:w="80" w:type="dxa"/>
+              <w:start w:w="120" w:type="dxa"/>
+              <w:bottom w:w="80" w:type="dxa"/>
+              <w:end w:w="120" w:type="dxa"/>
+            </w:tcMar>
+            <w:vAlign w:val="center"/>
+          </w:tcPr>
+          <w:p>
+            <w:pPr>
+              <w:spacing w:after="0" w:line="264" w:lineRule="auto"/>
+            </w:pPr>
+            <w:r/>
+            <w:r>
+              <w:rPr>
+                <w:rFonts w:ascii="Apple SD Gothic Neo" w:hAnsi="Apple SD Gothic Neo" w:eastAsia="Apple SD Gothic Neo"/>
+                <w:b w:val="0"/>
+                <w:color w:val="262D38"/>
+                <w:sz w:val="17"/>
+              </w:rPr>
+              <w:t>이영란</w:t>
+            </w:r>
+          </w:p>
+        </w:tc>
+        <w:tc>
+          <w:tcPr>
+            <w:tcW w:type="dxa" w:w="1152"/>
+            <w:tcMar>
+              <w:top w:w="80" w:type="dxa"/>
+              <w:start w:w="120" w:type="dxa"/>
+              <w:bottom w:w="80" w:type="dxa"/>
+              <w:end w:w="120" w:type="dxa"/>
+            </w:tcMar>
+            <w:vAlign w:val="center"/>
+          </w:tcPr>
+          <w:p>
+            <w:pPr>
+              <w:spacing w:after="0" w:line="264" w:lineRule="auto"/>
+            </w:pPr>
+            <w:r/>
+            <w:r>
+              <w:rPr>
+                <w:rFonts w:ascii="Apple SD Gothic Neo" w:hAnsi="Apple SD Gothic Neo" w:eastAsia="Apple SD Gothic Neo"/>
+                <w:b w:val="0"/>
+                <w:color w:val="262D38"/>
+                <w:sz w:val="17"/>
+              </w:rPr>
+              <w:t>4</w:t>
+            </w:r>
+          </w:p>
+        </w:tc>
+        <w:tc>
+          <w:tcPr>
+            <w:tcW w:type="dxa" w:w="1440"/>
+            <w:tcMar>
+              <w:top w:w="80" w:type="dxa"/>
+              <w:start w:w="120" w:type="dxa"/>
+              <w:bottom w:w="80" w:type="dxa"/>
+              <w:end w:w="120" w:type="dxa"/>
+            </w:tcMar>
+            <w:vAlign w:val="center"/>
+          </w:tcPr>
+          <w:p>
+            <w:pPr>
+              <w:spacing w:after="0" w:line="264" w:lineRule="auto"/>
+            </w:pPr>
+            <w:r/>
+            <w:r>
+              <w:rPr>
+                <w:rFonts w:ascii="Apple SD Gothic Neo" w:hAnsi="Apple SD Gothic Neo" w:eastAsia="Apple SD Gothic Neo"/>
+                <w:b w:val="0"/>
+                <w:color w:val="262D38"/>
+                <w:sz w:val="17"/>
+              </w:rPr>
+              <w:t>47.4%</w:t>
+            </w:r>
+          </w:p>
+        </w:tc>
+        <w:tc>
+          <w:tcPr>
+            <w:tcW w:type="dxa" w:w="1728"/>
+            <w:tcMar>
+              <w:top w:w="80" w:type="dxa"/>
+              <w:start w:w="120" w:type="dxa"/>
+              <w:bottom w:w="80" w:type="dxa"/>
+              <w:end w:w="120" w:type="dxa"/>
+            </w:tcMar>
+            <w:vAlign w:val="center"/>
+          </w:tcPr>
+          <w:p>
+            <w:pPr>
+              <w:spacing w:after="0" w:line="264" w:lineRule="auto"/>
+            </w:pPr>
+            <w:r/>
+            <w:r>
+              <w:rPr>
+                <w:rFonts w:ascii="Apple SD Gothic Neo" w:hAnsi="Apple SD Gothic Neo" w:eastAsia="Apple SD Gothic Neo"/>
+                <w:b w:val="0"/>
+                <w:color w:val="262D38"/>
+                <w:sz w:val="17"/>
+              </w:rPr>
+              <w:t>50.0%</w:t>
+            </w:r>
+          </w:p>
+        </w:tc>
+        <w:tc>
+          <w:tcPr>
+            <w:tcW w:type="dxa" w:w="1800"/>
+            <w:tcMar>
+              <w:top w:w="80" w:type="dxa"/>
+              <w:start w:w="120" w:type="dxa"/>
+              <w:bottom w:w="80" w:type="dxa"/>
+              <w:end w:w="120" w:type="dxa"/>
+            </w:tcMar>
+            <w:vAlign w:val="center"/>
+          </w:tcPr>
+          <w:p>
+            <w:pPr>
+              <w:spacing w:after="0" w:line="264" w:lineRule="auto"/>
+            </w:pPr>
+            <w:r/>
+            <w:r>
+              <w:rPr>
+                <w:rFonts w:ascii="Apple SD Gothic Neo" w:hAnsi="Apple SD Gothic Neo" w:eastAsia="Apple SD Gothic Neo"/>
+                <w:b w:val="0"/>
+                <w:color w:val="262D38"/>
+                <w:sz w:val="17"/>
+              </w:rPr>
+              <w:t>4.81</w:t>
+            </w:r>
+          </w:p>
+        </w:tc>
+      </w:tr>
+      <w:tr>
+        <w:tc>
+          <w:tcPr>
+            <w:tcW w:type="dxa" w:w="2232"/>
+            <w:tcMar>
+              <w:top w:w="80" w:type="dxa"/>
+              <w:start w:w="120" w:type="dxa"/>
+              <w:bottom w:w="80" w:type="dxa"/>
+              <w:end w:w="120" w:type="dxa"/>
+            </w:tcMar>
+            <w:vAlign w:val="center"/>
+          </w:tcPr>
+          <w:p>
+            <w:pPr>
+              <w:spacing w:after="0" w:line="264" w:lineRule="auto"/>
+            </w:pPr>
+            <w:r/>
+            <w:r>
+              <w:rPr>
+                <w:rFonts w:ascii="Apple SD Gothic Neo" w:hAnsi="Apple SD Gothic Neo" w:eastAsia="Apple SD Gothic Neo"/>
+                <w:b w:val="0"/>
+                <w:color w:val="262D38"/>
+                <w:sz w:val="17"/>
+              </w:rPr>
+              <w:t>이재응</w:t>
+            </w:r>
+          </w:p>
+        </w:tc>
+        <w:tc>
+          <w:tcPr>
+            <w:tcW w:type="dxa" w:w="1152"/>
+            <w:tcMar>
+              <w:top w:w="80" w:type="dxa"/>
+              <w:start w:w="120" w:type="dxa"/>
+              <w:bottom w:w="80" w:type="dxa"/>
+              <w:end w:w="120" w:type="dxa"/>
+            </w:tcMar>
+            <w:vAlign w:val="center"/>
+          </w:tcPr>
+          <w:p>
+            <w:pPr>
+              <w:spacing w:after="0" w:line="264" w:lineRule="auto"/>
+            </w:pPr>
+            <w:r/>
+            <w:r>
+              <w:rPr>
+                <w:rFonts w:ascii="Apple SD Gothic Neo" w:hAnsi="Apple SD Gothic Neo" w:eastAsia="Apple SD Gothic Neo"/>
+                <w:b w:val="0"/>
+                <w:color w:val="262D38"/>
+                <w:sz w:val="17"/>
+              </w:rPr>
+              <w:t>3</w:t>
+            </w:r>
+          </w:p>
+        </w:tc>
+        <w:tc>
+          <w:tcPr>
+            <w:tcW w:type="dxa" w:w="1440"/>
+            <w:tcMar>
+              <w:top w:w="80" w:type="dxa"/>
+              <w:start w:w="120" w:type="dxa"/>
+              <w:bottom w:w="80" w:type="dxa"/>
+              <w:end w:w="120" w:type="dxa"/>
+            </w:tcMar>
+            <w:vAlign w:val="center"/>
+          </w:tcPr>
+          <w:p>
+            <w:pPr>
+              <w:spacing w:after="0" w:line="264" w:lineRule="auto"/>
+            </w:pPr>
+            <w:r/>
+            <w:r>
+              <w:rPr>
+                <w:rFonts w:ascii="Apple SD Gothic Neo" w:hAnsi="Apple SD Gothic Neo" w:eastAsia="Apple SD Gothic Neo"/>
+                <w:b w:val="0"/>
+                <w:color w:val="262D38"/>
+                <w:sz w:val="17"/>
+              </w:rPr>
+              <w:t>47.4%</w:t>
+            </w:r>
+          </w:p>
+        </w:tc>
+        <w:tc>
+          <w:tcPr>
+            <w:tcW w:type="dxa" w:w="1728"/>
+            <w:tcMar>
+              <w:top w:w="80" w:type="dxa"/>
+              <w:start w:w="120" w:type="dxa"/>
+              <w:bottom w:w="80" w:type="dxa"/>
+              <w:end w:w="120" w:type="dxa"/>
+            </w:tcMar>
+            <w:vAlign w:val="center"/>
+          </w:tcPr>
+          <w:p>
+            <w:pPr>
+              <w:spacing w:after="0" w:line="264" w:lineRule="auto"/>
+            </w:pPr>
+            <w:r/>
+            <w:r>
+              <w:rPr>
+                <w:rFonts w:ascii="Apple SD Gothic Neo" w:hAnsi="Apple SD Gothic Neo" w:eastAsia="Apple SD Gothic Neo"/>
+                <w:b w:val="0"/>
+                <w:color w:val="262D38"/>
+                <w:sz w:val="17"/>
+              </w:rPr>
+              <w:t>66.7%</w:t>
+            </w:r>
+          </w:p>
+        </w:tc>
+        <w:tc>
+          <w:tcPr>
+            <w:tcW w:type="dxa" w:w="1800"/>
+            <w:tcMar>
+              <w:top w:w="80" w:type="dxa"/>
+              <w:start w:w="120" w:type="dxa"/>
+              <w:bottom w:w="80" w:type="dxa"/>
+              <w:end w:w="120" w:type="dxa"/>
+            </w:tcMar>
+            <w:vAlign w:val="center"/>
+          </w:tcPr>
+          <w:p>
+            <w:pPr>
+              <w:spacing w:after="0" w:line="264" w:lineRule="auto"/>
+            </w:pPr>
+            <w:r/>
+            <w:r>
+              <w:rPr>
+                <w:rFonts w:ascii="Apple SD Gothic Neo" w:hAnsi="Apple SD Gothic Neo" w:eastAsia="Apple SD Gothic Neo"/>
+                <w:b w:val="0"/>
+                <w:color w:val="262D38"/>
+                <w:sz w:val="17"/>
+              </w:rPr>
+              <w:t>7.83</w:t>
+            </w:r>
+          </w:p>
+        </w:tc>
+      </w:tr>
+      <w:tr>
+        <w:tc>
+          <w:tcPr>
+            <w:tcW w:type="dxa" w:w="2232"/>
+            <w:tcMar>
+              <w:top w:w="80" w:type="dxa"/>
+              <w:start w:w="120" w:type="dxa"/>
+              <w:bottom w:w="80" w:type="dxa"/>
+              <w:end w:w="120" w:type="dxa"/>
+            </w:tcMar>
+            <w:vAlign w:val="center"/>
+          </w:tcPr>
+          <w:p>
+            <w:pPr>
+              <w:spacing w:after="0" w:line="264" w:lineRule="auto"/>
+            </w:pPr>
+            <w:r/>
+            <w:r>
+              <w:rPr>
+                <w:rFonts w:ascii="Apple SD Gothic Neo" w:hAnsi="Apple SD Gothic Neo" w:eastAsia="Apple SD Gothic Neo"/>
+                <w:b w:val="0"/>
+                <w:color w:val="262D38"/>
+                <w:sz w:val="17"/>
+              </w:rPr>
+              <w:t>박길수</w:t>
+            </w:r>
+          </w:p>
+        </w:tc>
+        <w:tc>
+          <w:tcPr>
+            <w:tcW w:type="dxa" w:w="1152"/>
+            <w:tcMar>
+              <w:top w:w="80" w:type="dxa"/>
+              <w:start w:w="120" w:type="dxa"/>
+              <w:bottom w:w="80" w:type="dxa"/>
+              <w:end w:w="120" w:type="dxa"/>
+            </w:tcMar>
+            <w:vAlign w:val="center"/>
+          </w:tcPr>
+          <w:p>
+            <w:pPr>
+              <w:spacing w:after="0" w:line="264" w:lineRule="auto"/>
+            </w:pPr>
+            <w:r/>
+            <w:r>
+              <w:rPr>
+                <w:rFonts w:ascii="Apple SD Gothic Neo" w:hAnsi="Apple SD Gothic Neo" w:eastAsia="Apple SD Gothic Neo"/>
+                <w:b w:val="0"/>
+                <w:color w:val="262D38"/>
+                <w:sz w:val="17"/>
+              </w:rPr>
+              <w:t>3</w:t>
+            </w:r>
+          </w:p>
+        </w:tc>
+        <w:tc>
+          <w:tcPr>
+            <w:tcW w:type="dxa" w:w="1440"/>
+            <w:tcMar>
+              <w:top w:w="80" w:type="dxa"/>
+              <w:start w:w="120" w:type="dxa"/>
+              <w:bottom w:w="80" w:type="dxa"/>
+              <w:end w:w="120" w:type="dxa"/>
+            </w:tcMar>
+            <w:vAlign w:val="center"/>
+          </w:tcPr>
+          <w:p>
+            <w:pPr>
+              <w:spacing w:after="0" w:line="264" w:lineRule="auto"/>
+            </w:pPr>
+            <w:r/>
+            <w:r>
+              <w:rPr>
+                <w:rFonts w:ascii="Apple SD Gothic Neo" w:hAnsi="Apple SD Gothic Neo" w:eastAsia="Apple SD Gothic Neo"/>
+                <w:b w:val="0"/>
+                <w:color w:val="262D38"/>
+                <w:sz w:val="17"/>
+              </w:rPr>
+              <w:t>47.4%</w:t>
+            </w:r>
+          </w:p>
+        </w:tc>
+        <w:tc>
+          <w:tcPr>
+            <w:tcW w:type="dxa" w:w="1728"/>
+            <w:tcMar>
+              <w:top w:w="80" w:type="dxa"/>
+              <w:start w:w="120" w:type="dxa"/>
+              <w:bottom w:w="80" w:type="dxa"/>
+              <w:end w:w="120" w:type="dxa"/>
+            </w:tcMar>
+            <w:vAlign w:val="center"/>
+          </w:tcPr>
+          <w:p>
+            <w:pPr>
+              <w:spacing w:after="0" w:line="264" w:lineRule="auto"/>
+            </w:pPr>
+            <w:r/>
+            <w:r>
+              <w:rPr>
+                <w:rFonts w:ascii="Apple SD Gothic Neo" w:hAnsi="Apple SD Gothic Neo" w:eastAsia="Apple SD Gothic Neo"/>
+                <w:b w:val="0"/>
+                <w:color w:val="262D38"/>
+                <w:sz w:val="17"/>
+              </w:rPr>
+              <w:t>66.7%</w:t>
+            </w:r>
+          </w:p>
+        </w:tc>
+        <w:tc>
+          <w:tcPr>
+            <w:tcW w:type="dxa" w:w="1800"/>
+            <w:tcMar>
+              <w:top w:w="80" w:type="dxa"/>
+              <w:start w:w="120" w:type="dxa"/>
+              <w:bottom w:w="80" w:type="dxa"/>
+              <w:end w:w="120" w:type="dxa"/>
+            </w:tcMar>
+            <w:vAlign w:val="center"/>
+          </w:tcPr>
+          <w:p>
+            <w:pPr>
+              <w:spacing w:after="0" w:line="264" w:lineRule="auto"/>
+            </w:pPr>
+            <w:r/>
+            <w:r>
+              <w:rPr>
+                <w:rFonts w:ascii="Apple SD Gothic Neo" w:hAnsi="Apple SD Gothic Neo" w:eastAsia="Apple SD Gothic Neo"/>
+                <w:b w:val="0"/>
+                <w:color w:val="262D38"/>
+                <w:sz w:val="17"/>
+              </w:rPr>
+              <w:t>8.41</w:t>
+            </w:r>
+          </w:p>
+        </w:tc>
+      </w:tr>
+      <w:tr>
+        <w:tc>
+          <w:tcPr>
+            <w:tcW w:type="dxa" w:w="2232"/>
+            <w:tcMar>
+              <w:top w:w="80" w:type="dxa"/>
+              <w:start w:w="120" w:type="dxa"/>
+              <w:bottom w:w="80" w:type="dxa"/>
+              <w:end w:w="120" w:type="dxa"/>
+            </w:tcMar>
+            <w:vAlign w:val="center"/>
+          </w:tcPr>
+          <w:p>
+            <w:pPr>
+              <w:spacing w:after="0" w:line="264" w:lineRule="auto"/>
+            </w:pPr>
+            <w:r/>
+            <w:r>
+              <w:rPr>
+                <w:rFonts w:ascii="Apple SD Gothic Neo" w:hAnsi="Apple SD Gothic Neo" w:eastAsia="Apple SD Gothic Neo"/>
+                <w:b w:val="0"/>
+                <w:color w:val="262D38"/>
+                <w:sz w:val="17"/>
+              </w:rPr>
+              <w:t>정준호</w:t>
+            </w:r>
+          </w:p>
+        </w:tc>
+        <w:tc>
+          <w:tcPr>
+            <w:tcW w:type="dxa" w:w="1152"/>
+            <w:tcMar>
+              <w:top w:w="80" w:type="dxa"/>
+              <w:start w:w="120" w:type="dxa"/>
+              <w:bottom w:w="80" w:type="dxa"/>
+              <w:end w:w="120" w:type="dxa"/>
+            </w:tcMar>
+            <w:vAlign w:val="center"/>
+          </w:tcPr>
+          <w:p>
+            <w:pPr>
+              <w:spacing w:after="0" w:line="264" w:lineRule="auto"/>
+            </w:pPr>
+            <w:r/>
+            <w:r>
+              <w:rPr>
+                <w:rFonts w:ascii="Apple SD Gothic Neo" w:hAnsi="Apple SD Gothic Neo" w:eastAsia="Apple SD Gothic Neo"/>
+                <w:b w:val="0"/>
+                <w:color w:val="262D38"/>
+                <w:sz w:val="17"/>
+              </w:rPr>
+              <w:t>4</w:t>
+            </w:r>
+          </w:p>
+        </w:tc>
+        <w:tc>
+          <w:tcPr>
+            <w:tcW w:type="dxa" w:w="1440"/>
+            <w:tcMar>
+              <w:top w:w="80" w:type="dxa"/>
+              <w:start w:w="120" w:type="dxa"/>
+              <w:bottom w:w="80" w:type="dxa"/>
+              <w:end w:w="120" w:type="dxa"/>
+            </w:tcMar>
+            <w:vAlign w:val="center"/>
+          </w:tcPr>
+          <w:p>
+            <w:pPr>
+              <w:spacing w:after="0" w:line="264" w:lineRule="auto"/>
+            </w:pPr>
+            <w:r/>
+            <w:r>
+              <w:rPr>
+                <w:rFonts w:ascii="Apple SD Gothic Neo" w:hAnsi="Apple SD Gothic Neo" w:eastAsia="Apple SD Gothic Neo"/>
+                <w:b w:val="0"/>
+                <w:color w:val="262D38"/>
+                <w:sz w:val="17"/>
+              </w:rPr>
+              <w:t>47.3%</w:t>
+            </w:r>
+          </w:p>
+        </w:tc>
+        <w:tc>
+          <w:tcPr>
+            <w:tcW w:type="dxa" w:w="1728"/>
+            <w:tcMar>
+              <w:top w:w="80" w:type="dxa"/>
+              <w:start w:w="120" w:type="dxa"/>
+              <w:bottom w:w="80" w:type="dxa"/>
+              <w:end w:w="120" w:type="dxa"/>
+            </w:tcMar>
+            <w:vAlign w:val="center"/>
+          </w:tcPr>
+          <w:p>
+            <w:pPr>
+              <w:spacing w:after="0" w:line="264" w:lineRule="auto"/>
+            </w:pPr>
+            <w:r/>
+            <w:r>
+              <w:rPr>
+                <w:rFonts w:ascii="Apple SD Gothic Neo" w:hAnsi="Apple SD Gothic Neo" w:eastAsia="Apple SD Gothic Neo"/>
+                <w:b w:val="0"/>
+                <w:color w:val="262D38"/>
+                <w:sz w:val="17"/>
+              </w:rPr>
+              <w:t>50.0%</w:t>
+            </w:r>
+          </w:p>
+        </w:tc>
+        <w:tc>
+          <w:tcPr>
+            <w:tcW w:type="dxa" w:w="1800"/>
+            <w:tcMar>
+              <w:top w:w="80" w:type="dxa"/>
+              <w:start w:w="120" w:type="dxa"/>
+              <w:bottom w:w="80" w:type="dxa"/>
+              <w:end w:w="120" w:type="dxa"/>
+            </w:tcMar>
+            <w:vAlign w:val="center"/>
+          </w:tcPr>
+          <w:p>
+            <w:pPr>
+              <w:spacing w:after="0" w:line="264" w:lineRule="auto"/>
+            </w:pPr>
+            <w:r/>
+            <w:r>
+              <w:rPr>
+                <w:rFonts w:ascii="Apple SD Gothic Neo" w:hAnsi="Apple SD Gothic Neo" w:eastAsia="Apple SD Gothic Neo"/>
+                <w:b w:val="0"/>
+                <w:color w:val="262D38"/>
+                <w:sz w:val="17"/>
+              </w:rPr>
+              <w:t>4.33</w:t>
+            </w:r>
+          </w:p>
+        </w:tc>
+      </w:tr>
+      <w:tr>
+        <w:tc>
+          <w:tcPr>
+            <w:tcW w:type="dxa" w:w="2232"/>
+            <w:tcMar>
+              <w:top w:w="80" w:type="dxa"/>
+              <w:start w:w="120" w:type="dxa"/>
+              <w:bottom w:w="80" w:type="dxa"/>
+              <w:end w:w="120" w:type="dxa"/>
+            </w:tcMar>
+            <w:vAlign w:val="center"/>
+          </w:tcPr>
+          <w:p>
+            <w:pPr>
+              <w:spacing w:after="0" w:line="264" w:lineRule="auto"/>
+            </w:pPr>
+            <w:r/>
+            <w:r>
+              <w:rPr>
+                <w:rFonts w:ascii="Apple SD Gothic Neo" w:hAnsi="Apple SD Gothic Neo" w:eastAsia="Apple SD Gothic Neo"/>
+                <w:b w:val="0"/>
+                <w:color w:val="262D38"/>
+                <w:sz w:val="17"/>
+              </w:rPr>
+              <w:t>조덕제</w:t>
+            </w:r>
+          </w:p>
+        </w:tc>
+        <w:tc>
+          <w:tcPr>
+            <w:tcW w:type="dxa" w:w="1152"/>
+            <w:tcMar>
+              <w:top w:w="80" w:type="dxa"/>
+              <w:start w:w="120" w:type="dxa"/>
+              <w:bottom w:w="80" w:type="dxa"/>
+              <w:end w:w="120" w:type="dxa"/>
+            </w:tcMar>
+            <w:vAlign w:val="center"/>
+          </w:tcPr>
+          <w:p>
+            <w:pPr>
+              <w:spacing w:after="0" w:line="264" w:lineRule="auto"/>
+            </w:pPr>
+            <w:r/>
+            <w:r>
+              <w:rPr>
+                <w:rFonts w:ascii="Apple SD Gothic Neo" w:hAnsi="Apple SD Gothic Neo" w:eastAsia="Apple SD Gothic Neo"/>
+                <w:b w:val="0"/>
+                <w:color w:val="262D38"/>
+                <w:sz w:val="17"/>
+              </w:rPr>
+              <w:t>4</w:t>
+            </w:r>
+          </w:p>
+        </w:tc>
+        <w:tc>
+          <w:tcPr>
+            <w:tcW w:type="dxa" w:w="1440"/>
+            <w:tcMar>
+              <w:top w:w="80" w:type="dxa"/>
+              <w:start w:w="120" w:type="dxa"/>
+              <w:bottom w:w="80" w:type="dxa"/>
+              <w:end w:w="120" w:type="dxa"/>
+            </w:tcMar>
+            <w:vAlign w:val="center"/>
+          </w:tcPr>
+          <w:p>
+            <w:pPr>
+              <w:spacing w:after="0" w:line="264" w:lineRule="auto"/>
+            </w:pPr>
+            <w:r/>
+            <w:r>
+              <w:rPr>
+                <w:rFonts w:ascii="Apple SD Gothic Neo" w:hAnsi="Apple SD Gothic Neo" w:eastAsia="Apple SD Gothic Neo"/>
+                <w:b w:val="0"/>
+                <w:color w:val="262D38"/>
+                <w:sz w:val="17"/>
+              </w:rPr>
+              <w:t>47.3%</w:t>
+            </w:r>
+          </w:p>
+        </w:tc>
+        <w:tc>
+          <w:tcPr>
+            <w:tcW w:type="dxa" w:w="1728"/>
+            <w:tcMar>
+              <w:top w:w="80" w:type="dxa"/>
+              <w:start w:w="120" w:type="dxa"/>
+              <w:bottom w:w="80" w:type="dxa"/>
+              <w:end w:w="120" w:type="dxa"/>
+            </w:tcMar>
+            <w:vAlign w:val="center"/>
+          </w:tcPr>
+          <w:p>
+            <w:pPr>
+              <w:spacing w:after="0" w:line="264" w:lineRule="auto"/>
+            </w:pPr>
+            <w:r/>
+            <w:r>
+              <w:rPr>
+                <w:rFonts w:ascii="Apple SD Gothic Neo" w:hAnsi="Apple SD Gothic Neo" w:eastAsia="Apple SD Gothic Neo"/>
+                <w:b w:val="0"/>
+                <w:color w:val="262D38"/>
+                <w:sz w:val="17"/>
+              </w:rPr>
+              <w:t>50.0%</w:t>
+            </w:r>
+          </w:p>
+        </w:tc>
+        <w:tc>
+          <w:tcPr>
+            <w:tcW w:type="dxa" w:w="1800"/>
+            <w:tcMar>
+              <w:top w:w="80" w:type="dxa"/>
+              <w:start w:w="120" w:type="dxa"/>
+              <w:bottom w:w="80" w:type="dxa"/>
+              <w:end w:w="120" w:type="dxa"/>
+            </w:tcMar>
+            <w:vAlign w:val="center"/>
+          </w:tcPr>
+          <w:p>
+            <w:pPr>
+              <w:spacing w:after="0" w:line="264" w:lineRule="auto"/>
+            </w:pPr>
+            <w:r/>
+            <w:r>
+              <w:rPr>
+                <w:rFonts w:ascii="Apple SD Gothic Neo" w:hAnsi="Apple SD Gothic Neo" w:eastAsia="Apple SD Gothic Neo"/>
+                <w:b w:val="0"/>
+                <w:color w:val="262D38"/>
+                <w:sz w:val="17"/>
+              </w:rPr>
+              <w:t>3.47</w:t>
+            </w:r>
+          </w:p>
+        </w:tc>
+      </w:tr>
+      <w:tr>
+        <w:tc>
+          <w:tcPr>
+            <w:tcW w:type="dxa" w:w="2232"/>
+            <w:tcMar>
+              <w:top w:w="80" w:type="dxa"/>
+              <w:start w:w="120" w:type="dxa"/>
+              <w:bottom w:w="80" w:type="dxa"/>
+              <w:end w:w="120" w:type="dxa"/>
+            </w:tcMar>
+            <w:vAlign w:val="center"/>
+          </w:tcPr>
+          <w:p>
+            <w:pPr>
+              <w:spacing w:after="0" w:line="264" w:lineRule="auto"/>
+            </w:pPr>
+            <w:r/>
+            <w:r>
+              <w:rPr>
+                <w:rFonts w:ascii="Apple SD Gothic Neo" w:hAnsi="Apple SD Gothic Neo" w:eastAsia="Apple SD Gothic Neo"/>
+                <w:b w:val="0"/>
+                <w:color w:val="262D38"/>
+                <w:sz w:val="17"/>
+              </w:rPr>
+              <w:t>태인호</w:t>
+            </w:r>
+          </w:p>
+        </w:tc>
+        <w:tc>
+          <w:tcPr>
+            <w:tcW w:type="dxa" w:w="1152"/>
+            <w:tcMar>
+              <w:top w:w="80" w:type="dxa"/>
+              <w:start w:w="120" w:type="dxa"/>
+              <w:bottom w:w="80" w:type="dxa"/>
+              <w:end w:w="120" w:type="dxa"/>
+            </w:tcMar>
+            <w:vAlign w:val="center"/>
+          </w:tcPr>
+          <w:p>
+            <w:pPr>
+              <w:spacing w:after="0" w:line="264" w:lineRule="auto"/>
+            </w:pPr>
+            <w:r/>
+            <w:r>
+              <w:rPr>
+                <w:rFonts w:ascii="Apple SD Gothic Neo" w:hAnsi="Apple SD Gothic Neo" w:eastAsia="Apple SD Gothic Neo"/>
+                <w:b w:val="0"/>
+                <w:color w:val="262D38"/>
+                <w:sz w:val="17"/>
+              </w:rPr>
+              <w:t>3</w:t>
+            </w:r>
+          </w:p>
+        </w:tc>
+        <w:tc>
+          <w:tcPr>
+            <w:tcW w:type="dxa" w:w="1440"/>
+            <w:tcMar>
+              <w:top w:w="80" w:type="dxa"/>
+              <w:start w:w="120" w:type="dxa"/>
+              <w:bottom w:w="80" w:type="dxa"/>
+              <w:end w:w="120" w:type="dxa"/>
+            </w:tcMar>
+            <w:vAlign w:val="center"/>
+          </w:tcPr>
+          <w:p>
+            <w:pPr>
+              <w:spacing w:after="0" w:line="264" w:lineRule="auto"/>
+            </w:pPr>
+            <w:r/>
+            <w:r>
+              <w:rPr>
+                <w:rFonts w:ascii="Apple SD Gothic Neo" w:hAnsi="Apple SD Gothic Neo" w:eastAsia="Apple SD Gothic Neo"/>
+                <w:b w:val="0"/>
+                <w:color w:val="262D38"/>
+                <w:sz w:val="17"/>
+              </w:rPr>
+              <w:t>47.2%</w:t>
+            </w:r>
+          </w:p>
+        </w:tc>
+        <w:tc>
+          <w:tcPr>
+            <w:tcW w:type="dxa" w:w="1728"/>
+            <w:tcMar>
+              <w:top w:w="80" w:type="dxa"/>
+              <w:start w:w="120" w:type="dxa"/>
+              <w:bottom w:w="80" w:type="dxa"/>
+              <w:end w:w="120" w:type="dxa"/>
+            </w:tcMar>
+            <w:vAlign w:val="center"/>
+          </w:tcPr>
+          <w:p>
+            <w:pPr>
+              <w:spacing w:after="0" w:line="264" w:lineRule="auto"/>
+            </w:pPr>
+            <w:r/>
+            <w:r>
+              <w:rPr>
+                <w:rFonts w:ascii="Apple SD Gothic Neo" w:hAnsi="Apple SD Gothic Neo" w:eastAsia="Apple SD Gothic Neo"/>
+                <w:b w:val="0"/>
+                <w:color w:val="262D38"/>
+                <w:sz w:val="17"/>
+              </w:rPr>
+              <w:t>66.7%</w:t>
+            </w:r>
+          </w:p>
+        </w:tc>
+        <w:tc>
+          <w:tcPr>
+            <w:tcW w:type="dxa" w:w="1800"/>
+            <w:tcMar>
+              <w:top w:w="80" w:type="dxa"/>
+              <w:start w:w="120" w:type="dxa"/>
+              <w:bottom w:w="80" w:type="dxa"/>
+              <w:end w:w="120" w:type="dxa"/>
+            </w:tcMar>
+            <w:vAlign w:val="center"/>
+          </w:tcPr>
+          <w:p>
+            <w:pPr>
+              <w:spacing w:after="0" w:line="264" w:lineRule="auto"/>
+            </w:pPr>
+            <w:r/>
+            <w:r>
+              <w:rPr>
+                <w:rFonts w:ascii="Apple SD Gothic Neo" w:hAnsi="Apple SD Gothic Neo" w:eastAsia="Apple SD Gothic Neo"/>
+                <w:b w:val="0"/>
+                <w:color w:val="262D38"/>
+                <w:sz w:val="17"/>
+              </w:rPr>
+              <w:t>5.21</w:t>
+            </w:r>
+          </w:p>
+        </w:tc>
+      </w:tr>
+      <w:tr>
+        <w:tc>
+          <w:tcPr>
+            <w:tcW w:type="dxa" w:w="2232"/>
+            <w:tcMar>
+              <w:top w:w="80" w:type="dxa"/>
+              <w:start w:w="120" w:type="dxa"/>
+              <w:bottom w:w="80" w:type="dxa"/>
+              <w:end w:w="120" w:type="dxa"/>
+            </w:tcMar>
+            <w:vAlign w:val="center"/>
+          </w:tcPr>
+          <w:p>
+            <w:pPr>
+              <w:spacing w:after="0" w:line="264" w:lineRule="auto"/>
+            </w:pPr>
+            <w:r/>
+            <w:r>
+              <w:rPr>
+                <w:rFonts w:ascii="Apple SD Gothic Neo" w:hAnsi="Apple SD Gothic Neo" w:eastAsia="Apple SD Gothic Neo"/>
+                <w:b w:val="0"/>
+                <w:color w:val="262D38"/>
+                <w:sz w:val="17"/>
+              </w:rPr>
+              <w:t>엄지성</w:t>
+            </w:r>
+          </w:p>
+        </w:tc>
+        <w:tc>
+          <w:tcPr>
+            <w:tcW w:type="dxa" w:w="1152"/>
+            <w:tcMar>
+              <w:top w:w="80" w:type="dxa"/>
+              <w:start w:w="120" w:type="dxa"/>
+              <w:bottom w:w="80" w:type="dxa"/>
+              <w:end w:w="120" w:type="dxa"/>
+            </w:tcMar>
+            <w:vAlign w:val="center"/>
+          </w:tcPr>
+          <w:p>
+            <w:pPr>
+              <w:spacing w:after="0" w:line="264" w:lineRule="auto"/>
+            </w:pPr>
+            <w:r/>
+            <w:r>
+              <w:rPr>
+                <w:rFonts w:ascii="Apple SD Gothic Neo" w:hAnsi="Apple SD Gothic Neo" w:eastAsia="Apple SD Gothic Neo"/>
+                <w:b w:val="0"/>
+                <w:color w:val="262D38"/>
+                <w:sz w:val="17"/>
+              </w:rPr>
+              <w:t>3</w:t>
+            </w:r>
+          </w:p>
+        </w:tc>
+        <w:tc>
+          <w:tcPr>
+            <w:tcW w:type="dxa" w:w="1440"/>
+            <w:tcMar>
+              <w:top w:w="80" w:type="dxa"/>
+              <w:start w:w="120" w:type="dxa"/>
+              <w:bottom w:w="80" w:type="dxa"/>
+              <w:end w:w="120" w:type="dxa"/>
+            </w:tcMar>
+            <w:vAlign w:val="center"/>
+          </w:tcPr>
+          <w:p>
+            <w:pPr>
+              <w:spacing w:after="0" w:line="264" w:lineRule="auto"/>
+            </w:pPr>
+            <w:r/>
+            <w:r>
+              <w:rPr>
+                <w:rFonts w:ascii="Apple SD Gothic Neo" w:hAnsi="Apple SD Gothic Neo" w:eastAsia="Apple SD Gothic Neo"/>
+                <w:b w:val="0"/>
+                <w:color w:val="262D38"/>
+                <w:sz w:val="17"/>
+              </w:rPr>
+              <w:t>47.2%</w:t>
+            </w:r>
+          </w:p>
+        </w:tc>
+        <w:tc>
+          <w:tcPr>
+            <w:tcW w:type="dxa" w:w="1728"/>
+            <w:tcMar>
+              <w:top w:w="80" w:type="dxa"/>
+              <w:start w:w="120" w:type="dxa"/>
+              <w:bottom w:w="80" w:type="dxa"/>
+              <w:end w:w="120" w:type="dxa"/>
+            </w:tcMar>
+            <w:vAlign w:val="center"/>
+          </w:tcPr>
+          <w:p>
+            <w:pPr>
+              <w:spacing w:after="0" w:line="264" w:lineRule="auto"/>
+            </w:pPr>
+            <w:r/>
+            <w:r>
+              <w:rPr>
+                <w:rFonts w:ascii="Apple SD Gothic Neo" w:hAnsi="Apple SD Gothic Neo" w:eastAsia="Apple SD Gothic Neo"/>
+                <w:b w:val="0"/>
+                <w:color w:val="262D38"/>
+                <w:sz w:val="17"/>
+              </w:rPr>
+              <w:t>66.7%</w:t>
+            </w:r>
+          </w:p>
+        </w:tc>
+        <w:tc>
+          <w:tcPr>
+            <w:tcW w:type="dxa" w:w="1800"/>
+            <w:tcMar>
+              <w:top w:w="80" w:type="dxa"/>
+              <w:start w:w="120" w:type="dxa"/>
+              <w:bottom w:w="80" w:type="dxa"/>
+              <w:end w:w="120" w:type="dxa"/>
+            </w:tcMar>
+            <w:vAlign w:val="center"/>
+          </w:tcPr>
+          <w:p>
+            <w:pPr>
+              <w:spacing w:after="0" w:line="264" w:lineRule="auto"/>
+            </w:pPr>
+            <w:r/>
+            <w:r>
+              <w:rPr>
+                <w:rFonts w:ascii="Apple SD Gothic Neo" w:hAnsi="Apple SD Gothic Neo" w:eastAsia="Apple SD Gothic Neo"/>
+                <w:b w:val="0"/>
+                <w:color w:val="262D38"/>
+                <w:sz w:val="17"/>
+              </w:rPr>
+              <w:t>6.26</w:t>
+            </w:r>
+          </w:p>
+        </w:tc>
+      </w:tr>
+      <w:tr>
+        <w:tc>
+          <w:tcPr>
+            <w:tcW w:type="dxa" w:w="2232"/>
+            <w:tcMar>
+              <w:top w:w="80" w:type="dxa"/>
+              <w:start w:w="120" w:type="dxa"/>
+              <w:bottom w:w="80" w:type="dxa"/>
+              <w:end w:w="120" w:type="dxa"/>
+            </w:tcMar>
+            <w:vAlign w:val="center"/>
+          </w:tcPr>
+          <w:p>
+            <w:pPr>
+              <w:spacing w:after="0" w:line="264" w:lineRule="auto"/>
+            </w:pPr>
+            <w:r/>
+            <w:r>
+              <w:rPr>
+                <w:rFonts w:ascii="Apple SD Gothic Neo" w:hAnsi="Apple SD Gothic Neo" w:eastAsia="Apple SD Gothic Neo"/>
+                <w:b w:val="0"/>
+                <w:color w:val="262D38"/>
+                <w:sz w:val="17"/>
+              </w:rPr>
+              <w:t>이항나</w:t>
+            </w:r>
+          </w:p>
+        </w:tc>
+        <w:tc>
+          <w:tcPr>
+            <w:tcW w:type="dxa" w:w="1152"/>
+            <w:tcMar>
+              <w:top w:w="80" w:type="dxa"/>
+              <w:start w:w="120" w:type="dxa"/>
+              <w:bottom w:w="80" w:type="dxa"/>
+              <w:end w:w="120" w:type="dxa"/>
+            </w:tcMar>
+            <w:vAlign w:val="center"/>
+          </w:tcPr>
+          <w:p>
+            <w:pPr>
+              <w:spacing w:after="0" w:line="264" w:lineRule="auto"/>
+            </w:pPr>
+            <w:r/>
+            <w:r>
+              <w:rPr>
+                <w:rFonts w:ascii="Apple SD Gothic Neo" w:hAnsi="Apple SD Gothic Neo" w:eastAsia="Apple SD Gothic Neo"/>
+                <w:b w:val="0"/>
+                <w:color w:val="262D38"/>
+                <w:sz w:val="17"/>
+              </w:rPr>
+              <w:t>4</w:t>
+            </w:r>
+          </w:p>
+        </w:tc>
+        <w:tc>
+          <w:tcPr>
+            <w:tcW w:type="dxa" w:w="1440"/>
+            <w:tcMar>
+              <w:top w:w="80" w:type="dxa"/>
+              <w:start w:w="120" w:type="dxa"/>
+              <w:bottom w:w="80" w:type="dxa"/>
+              <w:end w:w="120" w:type="dxa"/>
+            </w:tcMar>
+            <w:vAlign w:val="center"/>
+          </w:tcPr>
+          <w:p>
+            <w:pPr>
+              <w:spacing w:after="0" w:line="264" w:lineRule="auto"/>
+            </w:pPr>
+            <w:r/>
+            <w:r>
+              <w:rPr>
+                <w:rFonts w:ascii="Apple SD Gothic Neo" w:hAnsi="Apple SD Gothic Neo" w:eastAsia="Apple SD Gothic Neo"/>
+                <w:b w:val="0"/>
+                <w:color w:val="262D38"/>
+                <w:sz w:val="17"/>
+              </w:rPr>
+              <w:t>47.2%</w:t>
+            </w:r>
+          </w:p>
+        </w:tc>
+        <w:tc>
+          <w:tcPr>
+            <w:tcW w:type="dxa" w:w="1728"/>
+            <w:tcMar>
+              <w:top w:w="80" w:type="dxa"/>
+              <w:start w:w="120" w:type="dxa"/>
+              <w:bottom w:w="80" w:type="dxa"/>
+              <w:end w:w="120" w:type="dxa"/>
+            </w:tcMar>
+            <w:vAlign w:val="center"/>
+          </w:tcPr>
+          <w:p>
+            <w:pPr>
+              <w:spacing w:after="0" w:line="264" w:lineRule="auto"/>
+            </w:pPr>
+            <w:r/>
+            <w:r>
+              <w:rPr>
+                <w:rFonts w:ascii="Apple SD Gothic Neo" w:hAnsi="Apple SD Gothic Neo" w:eastAsia="Apple SD Gothic Neo"/>
+                <w:b w:val="0"/>
+                <w:color w:val="262D38"/>
+                <w:sz w:val="17"/>
+              </w:rPr>
+              <w:t>50.0%</w:t>
+            </w:r>
+          </w:p>
+        </w:tc>
+        <w:tc>
+          <w:tcPr>
+            <w:tcW w:type="dxa" w:w="1800"/>
+            <w:tcMar>
+              <w:top w:w="80" w:type="dxa"/>
+              <w:start w:w="120" w:type="dxa"/>
+              <w:bottom w:w="80" w:type="dxa"/>
+              <w:end w:w="120" w:type="dxa"/>
+            </w:tcMar>
+            <w:vAlign w:val="center"/>
+          </w:tcPr>
+          <w:p>
+            <w:pPr>
+              <w:spacing w:after="0" w:line="264" w:lineRule="auto"/>
+            </w:pPr>
+            <w:r/>
+            <w:r>
+              <w:rPr>
+                <w:rFonts w:ascii="Apple SD Gothic Neo" w:hAnsi="Apple SD Gothic Neo" w:eastAsia="Apple SD Gothic Neo"/>
+                <w:b w:val="0"/>
+                <w:color w:val="262D38"/>
+                <w:sz w:val="17"/>
+              </w:rPr>
+              <w:t>3.10</w:t>
             </w:r>
           </w:p>
         </w:tc>
@@ -11556,7 +12829,7 @@
           <w:color w:val="667085"/>
           <w:sz w:val="17"/>
         </w:rPr>
-        <w:t>그림 20. 배우 신호 기반 500만 돌파 확률 상위 배우</w:t>
+        <w:t>그림 20. 배우 신호 기반 500만 돌파 확률 후보</w:t>
       </w:r>
     </w:p>
     <w:p>
